--- a/Documentacion P2/Documentación.docx
+++ b/Documentacion P2/Documentación.docx
@@ -16,10 +16,7 @@
         <w:t>Responsable:</w:t>
       </w:r>
       <w:r>
-        <w:t xml:space="preserve"> </w:t>
-      </w:r>
-      <w:r>
-        <w:t>Analista de requisitos</w:t>
+        <w:t xml:space="preserve"> Analista de requisitos</w:t>
       </w:r>
       <w:r>
         <w:br/>
@@ -32,13 +29,7 @@
         <w:t>Fecha de inicio:</w:t>
       </w:r>
       <w:r>
-        <w:t xml:space="preserve"> </w:t>
-      </w:r>
-      <w:r>
-        <w:t>09</w:t>
-      </w:r>
-      <w:r>
-        <w:t>/03/2026</w:t>
+        <w:t xml:space="preserve"> 09/03/2026</w:t>
       </w:r>
       <w:r>
         <w:br/>
@@ -51,28 +42,16 @@
         <w:t>Fecha de entrega:</w:t>
       </w:r>
       <w:r>
-        <w:t xml:space="preserve"> </w:t>
-      </w:r>
-      <w:r>
-        <w:t>26</w:t>
-      </w:r>
-      <w:r>
-        <w:t>/03/2026</w:t>
+        <w:t xml:space="preserve"> 26/03/2026</w:t>
       </w:r>
     </w:p>
     <w:p/>
     <w:p>
-      <w:pPr>
-        <w:jc w:val="both"/>
-      </w:pPr>
       <w:r>
         <w:t>16/03/2026</w:t>
       </w:r>
     </w:p>
     <w:p>
-      <w:pPr>
-        <w:jc w:val="both"/>
-      </w:pPr>
       <w:r>
         <w:t xml:space="preserve">Se crearon tres archivos, el primero es server.js, este archivo se encarga de hacer la conexión con la base de datos que está en </w:t>
       </w:r>
@@ -90,18 +69,20 @@
       </w:r>
       <w:proofErr w:type="spellEnd"/>
       <w:r>
-        <w:t xml:space="preserve">, </w:t>
-      </w:r>
-      <w:r>
-        <w:t>permitiendo tener una sesión en conexión con la base de datos.</w:t>
+        <w:t>, permitiendo tener una sesión en conexión con la base de datos.</w:t>
       </w:r>
     </w:p>
     <w:p>
-      <w:pPr>
-        <w:jc w:val="both"/>
-      </w:pPr>
-      <w:r>
-        <w:t>El segundo, ObtenerDatosEquipo.js, permite extraer del equipo que lo está utilizando, sus datos de el sistema, y de esta manera traer en constantes los datos del equipo</w:t>
+      <w:r>
+        <w:t xml:space="preserve">El segundo, ObtenerDatosEquipo.js, permite extraer del equipo que lo está utilizando, sus datos </w:t>
+      </w:r>
+      <w:proofErr w:type="spellStart"/>
+      <w:r>
+        <w:t>de el</w:t>
+      </w:r>
+      <w:proofErr w:type="spellEnd"/>
+      <w:r>
+        <w:t xml:space="preserve"> sistema, y de esta manera traer en constantes los datos del equipo</w:t>
       </w:r>
     </w:p>
     <w:p>
@@ -117,10 +98,18 @@
     </w:p>
     <w:p>
       <w:r>
-        <w:t xml:space="preserve">Se crearon el </w:t>
+        <w:t xml:space="preserve">En la sección de diseño de la </w:t>
       </w:r>
       <w:proofErr w:type="spellStart"/>
       <w:r>
+        <w:t>pagina</w:t>
+      </w:r>
+      <w:proofErr w:type="spellEnd"/>
+      <w:r>
+        <w:t xml:space="preserve"> se crearon el </w:t>
+      </w:r>
+      <w:proofErr w:type="spellStart"/>
+      <w:r>
         <w:t>html</w:t>
       </w:r>
       <w:proofErr w:type="spellEnd"/>
@@ -133,7 +122,7 @@
       </w:r>
       <w:proofErr w:type="spellEnd"/>
       <w:r>
-        <w:t xml:space="preserve"> de el </w:t>
+        <w:t xml:space="preserve"> del </w:t>
       </w:r>
       <w:proofErr w:type="spellStart"/>
       <w:r>
@@ -141,17 +130,15 @@
       </w:r>
       <w:proofErr w:type="spellEnd"/>
       <w:r>
-        <w:t xml:space="preserve"> y la pagina </w:t>
-      </w:r>
-      <w:proofErr w:type="gramStart"/>
-      <w:r>
-        <w:t>principal</w:t>
-      </w:r>
-      <w:proofErr w:type="gramEnd"/>
-      <w:r>
-        <w:t xml:space="preserve"> aunque por ahora no tienen funciones, se van a utilizar para mostrar los datos que obtenga el programa.</w:t>
+        <w:t xml:space="preserve"> y la página principal, aunque por ahora no tienen funciones, se van a utilizar para mostrar los datos que obtenga el programa.</w:t>
       </w:r>
     </w:p>
+    <w:p>
+      <w:r>
+        <w:t>En la sección de código, el código agarra los datos del equipo y los envía a la base de datos y se empezó a realizar parte del servidor.</w:t>
+      </w:r>
+    </w:p>
+    <w:p/>
     <w:sectPr>
       <w:pgSz w:w="12240" w:h="15840"/>
       <w:pgMar w:top="1417" w:right="1701" w:bottom="1417" w:left="1701" w:header="708" w:footer="708" w:gutter="0"/>

--- a/Documentacion P2/Documentación.docx
+++ b/Documentacion P2/Documentación.docx
@@ -752,6 +752,7 @@
   <w:style w:type="character" w:default="1" w:styleId="Fuentedeprrafopredeter">
     <w:name w:val="Default Paragraph Font"/>
     <w:uiPriority w:val="1"/>
+    <w:semiHidden/>
     <w:unhideWhenUsed/>
   </w:style>
   <w:style w:type="table" w:default="1" w:styleId="Tablanormal">
